--- a/Chandler Constitutional Law Vault/Article/packet-2026-05-30/03-Appendices.docx
+++ b/Chandler Constitutional Law Vault/Article/packet-2026-05-30/03-Appendices.docx
@@ -5653,7 +5653,7 @@
     </w:p>
     <w:bookmarkEnd w:id="32"/>
     <w:bookmarkEnd w:id="33"/>
-    <w:bookmarkStart w:id="40" w:name="appendix-e.-cost-and-time-log"/>
+    <w:bookmarkStart w:id="39" w:name="appendix-e.-cost-and-time-log"/>
     <w:p>
       <w:pPr>
         <w:pStyle w:val="Heading1"/>
@@ -5686,717 +5686,54 @@
         <w:pStyle w:val="FirstParagraph"/>
       </w:pPr>
       <w:r>
-        <w:t xml:space="preserve">The scheduled task logs one machine-generated line per run to</w:t>
-      </w:r>
-      <w:r>
-        <w:t xml:space="preserve"> </w:t>
-      </w:r>
-      <w:r>
-        <w:rPr>
-          <w:rStyle w:val="VerbatimChar"/>
-        </w:rPr>
-        <w:t xml:space="preserve">manuscript/cost-log.jsonl</w:t>
-      </w:r>
-      <w:r>
-        <w:t xml:space="preserve">, recording the run number, phase, model, files read, files written, and an approximate count of words generated in new or changed prose. The tables below aggregate that log. They count the system’s own runs only; they are not a metered token bill (see E.5).</w:t>
+        <w:t xml:space="preserve">This appendix reports the cost of building the</w:t>
+      </w:r>
+      <w:r>
+        <w:t xml:space="preserve"> </w:t>
+      </w:r>
+      <w:r>
+        <w:rPr>
+          <w:b/>
+          <w:bCs/>
+        </w:rPr>
+        <w:t xml:space="preserve">vault</w:t>
+      </w:r>
+      <w:r>
+        <w:t xml:space="preserve"> </w:t>
+      </w:r>
+      <w:r>
+        <w:t xml:space="preserve">— the course-knowledge system that is the article’s deliverable — not the cost of writing this paper. The vault was produced by a scheduled task that logs one machine-generated line per run to its own scorecard (</w:t>
+      </w:r>
+      <w:r>
+        <w:rPr>
+          <w:rStyle w:val="VerbatimChar"/>
+        </w:rPr>
+        <w:t xml:space="preserve">.run-scores.jsonl</w:t>
+      </w:r>
+      <w:r>
+        <w:t xml:space="preserve">), recording the run’s phase, score, and the files it touched. The figures below aggregate those logs. They count automated runs and the files they processed; they are not a metered token bill and not a human-hour ledger (see E.4). An earlier draft restated an</w:t>
+      </w:r>
+      <w:r>
+        <w:t xml:space="preserve"> </w:t>
+      </w:r>
+      <w:r>
+        <w:t xml:space="preserve">“about 60% of weekly Claude usage”</w:t>
+      </w:r>
+      <w:r>
+        <w:t xml:space="preserve"> </w:t>
+      </w:r>
+      <w:r>
+        <w:t xml:space="preserve">figure from an email trail; that number was unmetered and is omitted here in favor of counted runs.</w:t>
       </w:r>
     </w:p>
     <w:bookmarkEnd w:id="35"/>
-    <w:bookmarkStart w:id="36" w:name="e.2-article-writing-cost-this-paper"/>
+    <w:bookmarkStart w:id="36" w:name="e.2-vault-construction-cost"/>
     <w:p>
       <w:pPr>
         <w:pStyle w:val="Heading2"/>
       </w:pPr>
       <w:r>
-        <w:t xml:space="preserve">E.2 Article-writing cost (this paper)</w:t>
-      </w:r>
-    </w:p>
-    <w:p>
-      <w:pPr>
-        <w:pStyle w:val="FirstParagraph"/>
-      </w:pPr>
-      <w:r>
-        <w:t xml:space="preserve">The log instruments runs 66 through 119. The 65 earlier runs predate the cost-log and are not captured here.</w:t>
-      </w:r>
-    </w:p>
-    <w:tbl>
-      <w:tblPr>
-        <w:tblStyle w:val="Table"/>
-        <w:tblW w:type="pct" w:w="5000"/>
-        <w:tblLayout w:type="fixed"/>
-        <w:tblLook w:firstRow="1" w:lastRow="0" w:firstColumn="0" w:lastColumn="0" w:noHBand="0" w:noVBand="0" w:val="0020"/>
-      </w:tblPr>
-      <w:tblGrid>
-        <w:gridCol w:w="4224"/>
-        <w:gridCol w:w="3696"/>
-      </w:tblGrid>
-      <w:tr>
-        <w:trPr>
-          <w:tblHeader w:val="on"/>
-        </w:trPr>
-        <w:tc>
-          <w:tcPr/>
-          <w:p>
-            <w:pPr>
-              <w:pStyle w:val="Compact"/>
-            </w:pPr>
-            <w:r>
-              <w:t xml:space="preserve">Metric</w:t>
-            </w:r>
-          </w:p>
-        </w:tc>
-        <w:tc>
-          <w:tcPr/>
-          <w:p>
-            <w:pPr>
-              <w:pStyle w:val="Compact"/>
-              <w:jc w:val="right"/>
-            </w:pPr>
-            <w:r>
-              <w:t xml:space="preserve">Value</w:t>
-            </w:r>
-          </w:p>
-        </w:tc>
-      </w:tr>
-      <w:tr>
-        <w:tc>
-          <w:tcPr/>
-          <w:p>
-            <w:pPr>
-              <w:pStyle w:val="Compact"/>
-            </w:pPr>
-            <w:r>
-              <w:t xml:space="preserve">Logged ticks (runs 66 to 119)</w:t>
-            </w:r>
-          </w:p>
-        </w:tc>
-        <w:tc>
-          <w:tcPr/>
-          <w:p>
-            <w:pPr>
-              <w:pStyle w:val="Compact"/>
-              <w:jc w:val="right"/>
-            </w:pPr>
-            <w:r>
-              <w:t xml:space="preserve">54</w:t>
-            </w:r>
-          </w:p>
-        </w:tc>
-      </w:tr>
-      <w:tr>
-        <w:tc>
-          <w:tcPr/>
-          <w:p>
-            <w:pPr>
-              <w:pStyle w:val="Compact"/>
-            </w:pPr>
-            <w:r>
-              <w:t xml:space="preserve">Calendar window</w:t>
-            </w:r>
-          </w:p>
-        </w:tc>
-        <w:tc>
-          <w:tcPr/>
-          <w:p>
-            <w:pPr>
-              <w:pStyle w:val="Compact"/>
-              <w:jc w:val="right"/>
-            </w:pPr>
-            <w:r>
-              <w:t xml:space="preserve">May 23 to May 28, 2026 (6 days)</w:t>
-            </w:r>
-          </w:p>
-        </w:tc>
-      </w:tr>
-      <w:tr>
-        <w:tc>
-          <w:tcPr/>
-          <w:p>
-            <w:pPr>
-              <w:pStyle w:val="Compact"/>
-            </w:pPr>
-            <w:r>
-              <w:t xml:space="preserve">Words generated (new and edited)</w:t>
-            </w:r>
-          </w:p>
-        </w:tc>
-        <w:tc>
-          <w:tcPr/>
-          <w:p>
-            <w:pPr>
-              <w:pStyle w:val="Compact"/>
-              <w:jc w:val="right"/>
-            </w:pPr>
-            <w:r>
-              <w:t xml:space="preserve">49,994</w:t>
-            </w:r>
-          </w:p>
-        </w:tc>
-      </w:tr>
-      <w:tr>
-        <w:tc>
-          <w:tcPr/>
-          <w:p>
-            <w:pPr>
-              <w:pStyle w:val="Compact"/>
-            </w:pPr>
-            <w:r>
-              <w:t xml:space="preserve">Files read (cumulative)</w:t>
-            </w:r>
-          </w:p>
-        </w:tc>
-        <w:tc>
-          <w:tcPr/>
-          <w:p>
-            <w:pPr>
-              <w:pStyle w:val="Compact"/>
-              <w:jc w:val="right"/>
-            </w:pPr>
-            <w:r>
-              <w:t xml:space="preserve">635</w:t>
-            </w:r>
-          </w:p>
-        </w:tc>
-      </w:tr>
-      <w:tr>
-        <w:tc>
-          <w:tcPr/>
-          <w:p>
-            <w:pPr>
-              <w:pStyle w:val="Compact"/>
-            </w:pPr>
-            <w:r>
-              <w:t xml:space="preserve">Files written (cumulative)</w:t>
-            </w:r>
-          </w:p>
-        </w:tc>
-        <w:tc>
-          <w:tcPr/>
-          <w:p>
-            <w:pPr>
-              <w:pStyle w:val="Compact"/>
-              <w:jc w:val="right"/>
-            </w:pPr>
-            <w:r>
-              <w:t xml:space="preserve">240</w:t>
-            </w:r>
-          </w:p>
-        </w:tc>
-      </w:tr>
-      <w:tr>
-        <w:tc>
-          <w:tcPr/>
-          <w:p>
-            <w:pPr>
-              <w:pStyle w:val="Compact"/>
-            </w:pPr>
-            <w:r>
-              <w:t xml:space="preserve">Model</w:t>
-            </w:r>
-          </w:p>
-        </w:tc>
-        <w:tc>
-          <w:tcPr/>
-          <w:p>
-            <w:pPr>
-              <w:pStyle w:val="Compact"/>
-              <w:jc w:val="right"/>
-            </w:pPr>
-            <w:r>
-              <w:rPr>
-                <w:rStyle w:val="VerbatimChar"/>
-              </w:rPr>
-              <w:t xml:space="preserve">claude-opus-4-7</w:t>
-            </w:r>
-            <w:r>
-              <w:t xml:space="preserve"> </w:t>
-            </w:r>
-            <w:r>
-              <w:t xml:space="preserve">(all 54 ticks)</w:t>
-            </w:r>
-          </w:p>
-        </w:tc>
-      </w:tr>
-      <w:tr>
-        <w:tc>
-          <w:tcPr/>
-          <w:p>
-            <w:pPr>
-              <w:pStyle w:val="Compact"/>
-            </w:pPr>
-            <w:r>
-              <w:t xml:space="preserve">Noop ticks (no prose produced)</w:t>
-            </w:r>
-          </w:p>
-        </w:tc>
-        <w:tc>
-          <w:tcPr/>
-          <w:p>
-            <w:pPr>
-              <w:pStyle w:val="Compact"/>
-              <w:jc w:val="right"/>
-            </w:pPr>
-            <w:r>
-              <w:t xml:space="preserve">8</w:t>
-            </w:r>
-          </w:p>
-        </w:tc>
-      </w:tr>
-      <w:tr>
-        <w:tc>
-          <w:tcPr/>
-          <w:p>
-            <w:pPr>
-              <w:pStyle w:val="Compact"/>
-            </w:pPr>
-            <w:r>
-              <w:t xml:space="preserve">Push-race losses in the logged window</w:t>
-            </w:r>
-          </w:p>
-        </w:tc>
-        <w:tc>
-          <w:tcPr/>
-          <w:p>
-            <w:pPr>
-              <w:pStyle w:val="Compact"/>
-              <w:jc w:val="right"/>
-            </w:pPr>
-            <w:r>
-              <w:t xml:space="preserve">0 (run numbers 66 to 119 are contiguous)</w:t>
-            </w:r>
-          </w:p>
-        </w:tc>
-      </w:tr>
-    </w:tbl>
-    <w:p>
-      <w:pPr>
-        <w:pStyle w:val="BodyText"/>
-      </w:pPr>
-      <w:r>
-        <w:t xml:space="preserve">Per-phase breakdown of the same 54 ticks:</w:t>
-      </w:r>
-    </w:p>
-    <w:tbl>
-      <w:tblPr>
-        <w:tblStyle w:val="Table"/>
-        <w:tblW w:type="auto" w:w="0"/>
-        <w:tblLook w:firstRow="1" w:lastRow="0" w:firstColumn="0" w:lastColumn="0" w:noHBand="0" w:noVBand="0" w:val="0020"/>
-      </w:tblPr>
-      <w:tblGrid>
-        <w:gridCol w:w="2640"/>
-        <w:gridCol w:w="2640"/>
-        <w:gridCol w:w="2640"/>
-      </w:tblGrid>
-      <w:tr>
-        <w:trPr>
-          <w:tblHeader w:val="on"/>
-        </w:trPr>
-        <w:tc>
-          <w:tcPr/>
-          <w:p>
-            <w:pPr>
-              <w:pStyle w:val="Compact"/>
-            </w:pPr>
-            <w:r>
-              <w:t xml:space="preserve">Phase</w:t>
-            </w:r>
-          </w:p>
-        </w:tc>
-        <w:tc>
-          <w:tcPr/>
-          <w:p>
-            <w:pPr>
-              <w:pStyle w:val="Compact"/>
-              <w:jc w:val="right"/>
-            </w:pPr>
-            <w:r>
-              <w:t xml:space="preserve">Ticks</w:t>
-            </w:r>
-          </w:p>
-        </w:tc>
-        <w:tc>
-          <w:tcPr/>
-          <w:p>
-            <w:pPr>
-              <w:pStyle w:val="Compact"/>
-              <w:jc w:val="right"/>
-            </w:pPr>
-            <w:r>
-              <w:t xml:space="preserve">Words generated</w:t>
-            </w:r>
-          </w:p>
-        </w:tc>
-      </w:tr>
-      <w:tr>
-        <w:tc>
-          <w:tcPr/>
-          <w:p>
-            <w:pPr>
-              <w:pStyle w:val="Compact"/>
-            </w:pPr>
-            <w:r>
-              <w:t xml:space="preserve">harvest</w:t>
-            </w:r>
-          </w:p>
-        </w:tc>
-        <w:tc>
-          <w:tcPr/>
-          <w:p>
-            <w:pPr>
-              <w:pStyle w:val="Compact"/>
-              <w:jc w:val="right"/>
-            </w:pPr>
-            <w:r>
-              <w:t xml:space="preserve">7</w:t>
-            </w:r>
-          </w:p>
-        </w:tc>
-        <w:tc>
-          <w:tcPr/>
-          <w:p>
-            <w:pPr>
-              <w:pStyle w:val="Compact"/>
-              <w:jc w:val="right"/>
-            </w:pPr>
-            <w:r>
-              <w:t xml:space="preserve">11,969</w:t>
-            </w:r>
-          </w:p>
-        </w:tc>
-      </w:tr>
-      <w:tr>
-        <w:tc>
-          <w:tcPr/>
-          <w:p>
-            <w:pPr>
-              <w:pStyle w:val="Compact"/>
-            </w:pPr>
-            <w:r>
-              <w:t xml:space="preserve">harvest-appendix</w:t>
-            </w:r>
-          </w:p>
-        </w:tc>
-        <w:tc>
-          <w:tcPr/>
-          <w:p>
-            <w:pPr>
-              <w:pStyle w:val="Compact"/>
-              <w:jc w:val="right"/>
-            </w:pPr>
-            <w:r>
-              <w:t xml:space="preserve">4</w:t>
-            </w:r>
-          </w:p>
-        </w:tc>
-        <w:tc>
-          <w:tcPr/>
-          <w:p>
-            <w:pPr>
-              <w:pStyle w:val="Compact"/>
-              <w:jc w:val="right"/>
-            </w:pPr>
-            <w:r>
-              <w:t xml:space="preserve">4,300</w:t>
-            </w:r>
-          </w:p>
-        </w:tc>
-      </w:tr>
-      <w:tr>
-        <w:tc>
-          <w:tcPr/>
-          <w:p>
-            <w:pPr>
-              <w:pStyle w:val="Compact"/>
-            </w:pPr>
-            <w:r>
-              <w:t xml:space="preserve">outline</w:t>
-            </w:r>
-          </w:p>
-        </w:tc>
-        <w:tc>
-          <w:tcPr/>
-          <w:p>
-            <w:pPr>
-              <w:pStyle w:val="Compact"/>
-              <w:jc w:val="right"/>
-            </w:pPr>
-            <w:r>
-              <w:t xml:space="preserve">7</w:t>
-            </w:r>
-          </w:p>
-        </w:tc>
-        <w:tc>
-          <w:tcPr/>
-          <w:p>
-            <w:pPr>
-              <w:pStyle w:val="Compact"/>
-              <w:jc w:val="right"/>
-            </w:pPr>
-            <w:r>
-              <w:t xml:space="preserve">10,710</w:t>
-            </w:r>
-          </w:p>
-        </w:tc>
-      </w:tr>
-      <w:tr>
-        <w:tc>
-          <w:tcPr/>
-          <w:p>
-            <w:pPr>
-              <w:pStyle w:val="Compact"/>
-            </w:pPr>
-            <w:r>
-              <w:t xml:space="preserve">draft</w:t>
-            </w:r>
-          </w:p>
-        </w:tc>
-        <w:tc>
-          <w:tcPr/>
-          <w:p>
-            <w:pPr>
-              <w:pStyle w:val="Compact"/>
-              <w:jc w:val="right"/>
-            </w:pPr>
-            <w:r>
-              <w:t xml:space="preserve">8</w:t>
-            </w:r>
-          </w:p>
-        </w:tc>
-        <w:tc>
-          <w:tcPr/>
-          <w:p>
-            <w:pPr>
-              <w:pStyle w:val="Compact"/>
-              <w:jc w:val="right"/>
-            </w:pPr>
-            <w:r>
-              <w:t xml:space="preserve">4,934</w:t>
-            </w:r>
-          </w:p>
-        </w:tc>
-      </w:tr>
-      <w:tr>
-        <w:tc>
-          <w:tcPr/>
-          <w:p>
-            <w:pPr>
-              <w:pStyle w:val="Compact"/>
-            </w:pPr>
-            <w:r>
-              <w:t xml:space="preserve">cite</w:t>
-            </w:r>
-          </w:p>
-        </w:tc>
-        <w:tc>
-          <w:tcPr/>
-          <w:p>
-            <w:pPr>
-              <w:pStyle w:val="Compact"/>
-              <w:jc w:val="right"/>
-            </w:pPr>
-            <w:r>
-              <w:t xml:space="preserve">7</w:t>
-            </w:r>
-          </w:p>
-        </w:tc>
-        <w:tc>
-          <w:tcPr/>
-          <w:p>
-            <w:pPr>
-              <w:pStyle w:val="Compact"/>
-              <w:jc w:val="right"/>
-            </w:pPr>
-            <w:r>
-              <w:t xml:space="preserve">4,291</w:t>
-            </w:r>
-          </w:p>
-        </w:tc>
-      </w:tr>
-      <w:tr>
-        <w:tc>
-          <w:tcPr/>
-          <w:p>
-            <w:pPr>
-              <w:pStyle w:val="Compact"/>
-            </w:pPr>
-            <w:r>
-              <w:t xml:space="preserve">polish</w:t>
-            </w:r>
-          </w:p>
-        </w:tc>
-        <w:tc>
-          <w:tcPr/>
-          <w:p>
-            <w:pPr>
-              <w:pStyle w:val="Compact"/>
-              <w:jc w:val="right"/>
-            </w:pPr>
-            <w:r>
-              <w:t xml:space="preserve">7</w:t>
-            </w:r>
-          </w:p>
-        </w:tc>
-        <w:tc>
-          <w:tcPr/>
-          <w:p>
-            <w:pPr>
-              <w:pStyle w:val="Compact"/>
-              <w:jc w:val="right"/>
-            </w:pPr>
-            <w:r>
-              <w:t xml:space="preserve">2,188</w:t>
-            </w:r>
-          </w:p>
-        </w:tc>
-      </w:tr>
-      <w:tr>
-        <w:tc>
-          <w:tcPr/>
-          <w:p>
-            <w:pPr>
-              <w:pStyle w:val="Compact"/>
-            </w:pPr>
-            <w:r>
-              <w:t xml:space="preserve">stitch</w:t>
-            </w:r>
-          </w:p>
-        </w:tc>
-        <w:tc>
-          <w:tcPr/>
-          <w:p>
-            <w:pPr>
-              <w:pStyle w:val="Compact"/>
-              <w:jc w:val="right"/>
-            </w:pPr>
-            <w:r>
-              <w:t xml:space="preserve">7</w:t>
-            </w:r>
-          </w:p>
-        </w:tc>
-        <w:tc>
-          <w:tcPr/>
-          <w:p>
-            <w:pPr>
-              <w:pStyle w:val="Compact"/>
-              <w:jc w:val="right"/>
-            </w:pPr>
-            <w:r>
-              <w:t xml:space="preserve">3,264</w:t>
-            </w:r>
-          </w:p>
-        </w:tc>
-      </w:tr>
-      <w:tr>
-        <w:tc>
-          <w:tcPr/>
-          <w:p>
-            <w:pPr>
-              <w:pStyle w:val="Compact"/>
-            </w:pPr>
-            <w:r>
-              <w:t xml:space="preserve">verify</w:t>
-            </w:r>
-          </w:p>
-        </w:tc>
-        <w:tc>
-          <w:tcPr/>
-          <w:p>
-            <w:pPr>
-              <w:pStyle w:val="Compact"/>
-              <w:jc w:val="right"/>
-            </w:pPr>
-            <w:r>
-              <w:t xml:space="preserve">7</w:t>
-            </w:r>
-          </w:p>
-        </w:tc>
-        <w:tc>
-          <w:tcPr/>
-          <w:p>
-            <w:pPr>
-              <w:pStyle w:val="Compact"/>
-              <w:jc w:val="right"/>
-            </w:pPr>
-            <w:r>
-              <w:t xml:space="preserve">8,338</w:t>
-            </w:r>
-          </w:p>
-        </w:tc>
-      </w:tr>
-      <w:tr>
-        <w:tc>
-          <w:tcPr/>
-          <w:p>
-            <w:pPr>
-              <w:pStyle w:val="Compact"/>
-            </w:pPr>
-            <w:r>
-              <w:rPr>
-                <w:b/>
-                <w:bCs/>
-              </w:rPr>
-              <w:t xml:space="preserve">Total</w:t>
-            </w:r>
-          </w:p>
-        </w:tc>
-        <w:tc>
-          <w:tcPr/>
-          <w:p>
-            <w:pPr>
-              <w:pStyle w:val="Compact"/>
-              <w:jc w:val="right"/>
-            </w:pPr>
-            <w:r>
-              <w:rPr>
-                <w:b/>
-                <w:bCs/>
-              </w:rPr>
-              <w:t xml:space="preserve">54</w:t>
-            </w:r>
-          </w:p>
-        </w:tc>
-        <w:tc>
-          <w:tcPr/>
-          <w:p>
-            <w:pPr>
-              <w:pStyle w:val="Compact"/>
-              <w:jc w:val="right"/>
-            </w:pPr>
-            <w:r>
-              <w:rPr>
-                <w:b/>
-                <w:bCs/>
-              </w:rPr>
-              <w:t xml:space="preserve">49,994</w:t>
-            </w:r>
-          </w:p>
-        </w:tc>
-      </w:tr>
-    </w:tbl>
-    <w:p>
-      <w:pPr>
-        <w:pStyle w:val="BodyText"/>
-      </w:pPr>
-      <w:r>
-        <w:t xml:space="preserve">The word figure exceeds the manuscript’s 10,000-to-12,000-word target because it counts every draft, evidence card, footnote block, appendix, lesson, and verify-findings run block produced across the window, not the surviving main-text prose.</w:t>
-      </w:r>
-    </w:p>
-    <w:bookmarkEnd w:id="36"/>
-    <w:bookmarkStart w:id="37" w:name="Xc164a9558019d7abfe480d0836dcf164123d9d7"/>
-    <w:p>
-      <w:pPr>
-        <w:pStyle w:val="Heading2"/>
-      </w:pPr>
-      <w:r>
-        <w:t xml:space="preserve">E.3 Vault-construction cost (the case study)</w:t>
-      </w:r>
-    </w:p>
-    <w:p>
-      <w:pPr>
-        <w:pStyle w:val="FirstParagraph"/>
-      </w:pPr>
-      <w:r>
-        <w:t xml:space="preserve">The vault was built by a separate scheduled task whose own machine-generated logs are the cost record. There is no token bill and no human-hour ledger; what exists is a count of automated runs and the files they touched. Earlier drafts restated an “about 60% of weekly Claude usage” figure from an email trail. That number was unmetered and is omitted here in favor of counted runs.</w:t>
+        <w:t xml:space="preserve">E.2 Vault-construction cost</w:t>
       </w:r>
     </w:p>
     <w:tbl>
@@ -6470,7 +5807,7 @@
               <w:jc w:val="right"/>
             </w:pPr>
             <w:r>
-              <w:t xml:space="preserve">2026-04-16 to 2026-05-11 (~26 days)</w:t>
+              <w:t xml:space="preserve">April 16 to May 8, 2026 (~3 weeks)</w:t>
             </w:r>
           </w:p>
         </w:tc>
@@ -6484,13 +5821,13 @@
               <w:rPr>
                 <w:rStyle w:val="VerbatimChar"/>
               </w:rPr>
-              <w:t xml:space="preserve">CHANGELOG.md</w:t>
+              <w:t xml:space="preserve">.run-scores.jsonl</w:t>
             </w:r>
             <w:r>
               <w:t xml:space="preserve"> </w:t>
             </w:r>
             <w:r>
-              <w:t xml:space="preserve">(Initial Setup to last deploy)</w:t>
+              <w:t xml:space="preserve">(first to last scored tick)</w:t>
             </w:r>
           </w:p>
         </w:tc>
@@ -6973,17 +6310,29 @@
         <w:pStyle w:val="BodyText"/>
       </w:pPr>
       <w:r>
-        <w:t xml:space="preserve">The deploy row is the honest outlier. Of 59 deploy ticks, 43 were blocked by a Netlify “Account credit usage exceeded” response and published nothing. The construction cost therefore includes dozens of runs that advanced no deliverable, a real expense the run log records and an email estimate would have hidden.</w:t>
-      </w:r>
-    </w:p>
-    <w:bookmarkEnd w:id="37"/>
-    <w:bookmarkStart w:id="38" w:name="e.4-hosting-and-infrastructure"/>
+        <w:t xml:space="preserve">The deploy row is the honest outlier. Of 59 deploy ticks, 43 were blocked by a Netlify</w:t>
+      </w:r>
+      <w:r>
+        <w:t xml:space="preserve"> </w:t>
+      </w:r>
+      <w:r>
+        <w:t xml:space="preserve">“Account credit usage exceeded”</w:t>
+      </w:r>
+      <w:r>
+        <w:t xml:space="preserve"> </w:t>
+      </w:r>
+      <w:r>
+        <w:t xml:space="preserve">response and published nothing. The construction cost therefore includes dozens of runs that advanced no deliverable — a real expense the run log records and an email estimate would have hidden.</w:t>
+      </w:r>
+    </w:p>
+    <w:bookmarkEnd w:id="36"/>
+    <w:bookmarkStart w:id="37" w:name="e.3-hosting-and-infrastructure"/>
     <w:p>
       <w:pPr>
         <w:pStyle w:val="Heading2"/>
       </w:pPr>
       <w:r>
-        <w:t xml:space="preserve">E.4 Hosting and infrastructure</w:t>
+        <w:t xml:space="preserve">E.3 Hosting and infrastructure</w:t>
       </w:r>
     </w:p>
     <w:tbl>
@@ -7106,14 +6455,14 @@
         </w:tc>
       </w:tr>
     </w:tbl>
-    <w:bookmarkEnd w:id="38"/>
-    <w:bookmarkStart w:id="39" w:name="e.5-honest-caveats"/>
+    <w:bookmarkEnd w:id="37"/>
+    <w:bookmarkStart w:id="38" w:name="e.4-honest-caveats"/>
     <w:p>
       <w:pPr>
         <w:pStyle w:val="Heading2"/>
       </w:pPr>
       <w:r>
-        <w:t xml:space="preserve">E.5 Honest caveats</w:t>
+        <w:t xml:space="preserve">E.4 Honest caveats</w:t>
       </w:r>
     </w:p>
     <w:p>
@@ -7133,7 +6482,7 @@
         </w:numPr>
       </w:pPr>
       <w:r>
-        <w:t xml:space="preserve">Token-level API spend. Neither this paper’s cost-log nor the vault’s run-scores records per-tick token counts, so no dollar figure for model usage can be derived from either.</w:t>
+        <w:t xml:space="preserve">Token-level API spend. The vault’s run-scores do not record per-tick token counts, so no dollar figure for model usage can be derived from them.</w:t>
       </w:r>
     </w:p>
     <w:p>
@@ -7145,7 +6494,7 @@
         </w:numPr>
       </w:pPr>
       <w:r>
-        <w:t xml:space="preserve">Human review hours. The scheduled tasks log only their own runs; professorial review time is not loggable.</w:t>
+        <w:t xml:space="preserve">Human review hours. The scheduled task logs only its own runs; professorial review time is not loggable.</w:t>
       </w:r>
     </w:p>
     <w:p>
@@ -7157,7 +6506,7 @@
         </w:numPr>
       </w:pPr>
       <w:r>
-        <w:t xml:space="preserve">Git history is not used as a vault-cost source here. The git log in this repository snapshot is the article-maintenance repository, with commits dated at clone time, not the vault’s construction history, so commit counts would mislead.</w:t>
+        <w:t xml:space="preserve">The 198-page figure is deliverable size from Appendix A, not an effort measurement.</w:t>
       </w:r>
     </w:p>
     <w:p>
@@ -7169,7 +6518,7 @@
         </w:numPr>
       </w:pPr>
       <w:r>
-        <w:t xml:space="preserve">The 198-page figure is deliverable size from Appendix A, not an effort measurement.</w:t>
+        <w:t xml:space="preserve">Cognitive time spent designing prompts and rubrics is not loggable by a system that can only record its own runs.</w:t>
       </w:r>
     </w:p>
     <w:p>
@@ -7181,19 +6530,7 @@
         </w:numPr>
       </w:pPr>
       <w:r>
-        <w:t xml:space="preserve">Runs 1 through 65 of this paper’s loop predate its cost-log (see E.2); only runs 66 onward are instrumented.</w:t>
-      </w:r>
-    </w:p>
-    <w:p>
-      <w:pPr>
-        <w:pStyle w:val="Compact"/>
-        <w:numPr>
-          <w:ilvl w:val="0"/>
-          <w:numId w:val="1009"/>
-        </w:numPr>
-      </w:pPr>
-      <w:r>
-        <w:t xml:space="preserve">Cognitive time spent designing prompts and rubrics is not loggable by a system that can only record its own runs.</w:t>
+        <w:t xml:space="preserve">The autonomous loop that produced this paper is not costed here; it is incidental to the method the article evaluates, and the per-run token cost of either loop was never metered.</w:t>
       </w:r>
     </w:p>
     <w:p>
@@ -7204,87 +6541,87 @@
         <w:t xml:space="preserve">Cross-reference: Section IX (Cost and Labor) is the primary consumer of this appendix.</w:t>
       </w:r>
     </w:p>
+    <w:bookmarkEnd w:id="38"/>
     <w:bookmarkEnd w:id="39"/>
+    <w:bookmarkStart w:id="48" w:name="appendix-f.-technical-setup"/>
+    <w:p>
+      <w:pPr>
+        <w:pStyle w:val="Heading1"/>
+      </w:pPr>
+      <w:r>
+        <w:t xml:space="preserve">Appendix F. Technical Setup</w:t>
+      </w:r>
+    </w:p>
+    <w:bookmarkStart w:id="40" w:name="appendix-f-technical-setup"/>
+    <w:p>
+      <w:pPr>
+        <w:pStyle w:val="Heading2"/>
+      </w:pPr>
+      <w:r>
+        <w:t xml:space="preserve">Appendix F: Technical Setup</w:t>
+      </w:r>
+    </w:p>
+    <w:p>
+      <w:pPr>
+        <w:pStyle w:val="FirstParagraph"/>
+      </w:pPr>
+      <w:r>
+        <w:t xml:space="preserve">Built directly from the vault’s</w:t>
+      </w:r>
+      <w:r>
+        <w:t xml:space="preserve"> </w:t>
+      </w:r>
+      <w:r>
+        <w:rPr>
+          <w:rStyle w:val="VerbatimChar"/>
+        </w:rPr>
+        <w:t xml:space="preserve">.site/build.py</w:t>
+      </w:r>
+      <w:r>
+        <w:t xml:space="preserve">, the hand-written</w:t>
+      </w:r>
+      <w:r>
+        <w:t xml:space="preserve"> </w:t>
+      </w:r>
+      <w:r>
+        <w:rPr>
+          <w:rStyle w:val="VerbatimChar"/>
+        </w:rPr>
+        <w:t xml:space="preserve">dist/</w:t>
+      </w:r>
+      <w:r>
+        <w:t xml:space="preserve"> </w:t>
+      </w:r>
+      <w:r>
+        <w:t xml:space="preserve">shell,</w:t>
+      </w:r>
+      <w:r>
+        <w:t xml:space="preserve"> </w:t>
+      </w:r>
+      <w:r>
+        <w:rPr>
+          <w:rStyle w:val="VerbatimChar"/>
+        </w:rPr>
+        <w:t xml:space="preserve">netlify.toml</w:t>
+      </w:r>
+      <w:r>
+        <w:t xml:space="preserve">, and</w:t>
+      </w:r>
+      <w:r>
+        <w:t xml:space="preserve"> </w:t>
+      </w:r>
+      <w:r>
+        <w:rPr>
+          <w:rStyle w:val="VerbatimChar"/>
+        </w:rPr>
+        <w:t xml:space="preserve">DEPLOY.md</w:t>
+      </w:r>
+      <w:r>
+        <w:t xml:space="preserve">.</w:t>
+      </w:r>
+    </w:p>
     <w:bookmarkEnd w:id="40"/>
-    <w:bookmarkStart w:id="49" w:name="appendix-f.-technical-setup"/>
-    <w:p>
-      <w:pPr>
-        <w:pStyle w:val="Heading1"/>
-      </w:pPr>
-      <w:r>
-        <w:t xml:space="preserve">Appendix F. Technical Setup</w:t>
-      </w:r>
-    </w:p>
-    <w:bookmarkStart w:id="41" w:name="appendix-f-technical-setup"/>
-    <w:p>
-      <w:pPr>
-        <w:pStyle w:val="Heading2"/>
-      </w:pPr>
-      <w:r>
-        <w:t xml:space="preserve">Appendix F: Technical Setup</w:t>
-      </w:r>
-    </w:p>
-    <w:p>
-      <w:pPr>
-        <w:pStyle w:val="FirstParagraph"/>
-      </w:pPr>
-      <w:r>
-        <w:t xml:space="preserve">Built directly from the vault’s</w:t>
-      </w:r>
-      <w:r>
-        <w:t xml:space="preserve"> </w:t>
-      </w:r>
-      <w:r>
-        <w:rPr>
-          <w:rStyle w:val="VerbatimChar"/>
-        </w:rPr>
-        <w:t xml:space="preserve">.site/build.py</w:t>
-      </w:r>
-      <w:r>
-        <w:t xml:space="preserve">, the hand-written</w:t>
-      </w:r>
-      <w:r>
-        <w:t xml:space="preserve"> </w:t>
-      </w:r>
-      <w:r>
-        <w:rPr>
-          <w:rStyle w:val="VerbatimChar"/>
-        </w:rPr>
-        <w:t xml:space="preserve">dist/</w:t>
-      </w:r>
-      <w:r>
-        <w:t xml:space="preserve"> </w:t>
-      </w:r>
-      <w:r>
-        <w:t xml:space="preserve">shell,</w:t>
-      </w:r>
-      <w:r>
-        <w:t xml:space="preserve"> </w:t>
-      </w:r>
-      <w:r>
-        <w:rPr>
-          <w:rStyle w:val="VerbatimChar"/>
-        </w:rPr>
-        <w:t xml:space="preserve">netlify.toml</w:t>
-      </w:r>
-      <w:r>
-        <w:t xml:space="preserve">, and</w:t>
-      </w:r>
-      <w:r>
-        <w:t xml:space="preserve"> </w:t>
-      </w:r>
-      <w:r>
-        <w:rPr>
-          <w:rStyle w:val="VerbatimChar"/>
-        </w:rPr>
-        <w:t xml:space="preserve">DEPLOY.md</w:t>
-      </w:r>
-      <w:r>
-        <w:t xml:space="preserve">.</w:t>
-      </w:r>
-    </w:p>
-    <w:bookmarkEnd w:id="41"/>
-    <w:bookmarkStart w:id="42" w:name="f.1-component-stack"/>
+    <w:bookmarkStart w:id="41" w:name="f.1-component-stack"/>
     <w:p>
       <w:pPr>
         <w:pStyle w:val="Heading2"/>
@@ -7793,8 +7130,8 @@
         <w:t xml:space="preserve">No LLM sits in the request path; the model runs only at build time.</w:t>
       </w:r>
     </w:p>
-    <w:bookmarkEnd w:id="42"/>
-    <w:bookmarkStart w:id="43" w:name="f.2-vault-layout"/>
+    <w:bookmarkEnd w:id="41"/>
+    <w:bookmarkStart w:id="42" w:name="f.2-vault-layout"/>
     <w:p>
       <w:pPr>
         <w:pStyle w:val="Heading2"/>
@@ -8016,8 +7353,8 @@
         <w:t xml:space="preserve">: the maintenance harness.</w:t>
       </w:r>
     </w:p>
-    <w:bookmarkEnd w:id="43"/>
-    <w:bookmarkStart w:id="44" w:name="f.3-build-and-deploy-pipeline"/>
+    <w:bookmarkEnd w:id="42"/>
+    <w:bookmarkStart w:id="43" w:name="f.3-build-and-deploy-pipeline"/>
     <w:p>
       <w:pPr>
         <w:pStyle w:val="Heading2"/>
@@ -9067,14 +8404,62 @@
         <w:t xml:space="preserve">mean the uploaded artifact is exactly what is served; the redirect supports hash-route navigation.</w:t>
       </w:r>
     </w:p>
+    <w:bookmarkEnd w:id="43"/>
+    <w:bookmarkStart w:id="44" w:name="f.4-quotation-verification-protocol"/>
+    <w:p>
+      <w:pPr>
+        <w:pStyle w:val="Heading2"/>
+      </w:pPr>
+      <w:r>
+        <w:t xml:space="preserve">F.4 Quotation verification protocol</w:t>
+      </w:r>
+    </w:p>
+    <w:p>
+      <w:pPr>
+        <w:pStyle w:val="FirstParagraph"/>
+      </w:pPr>
+      <w:r>
+        <w:t xml:space="preserve">Every Key Quotation is confirmed against the indexed opinion at Midpage, not the professor’s modernized PDF, before it enters the vault. Each pull-quote on the deployed page links to its Midpage line anchor so a reader lands on the cited line. The reproducible step is the switch from keyword search to Midpage</w:t>
+      </w:r>
+      <w:r>
+        <w:t xml:space="preserve"> </w:t>
+      </w:r>
+      <w:r>
+        <w:rPr>
+          <w:rStyle w:val="VerbatimChar"/>
+        </w:rPr>
+        <w:t xml:space="preserve">findInOpinion</w:t>
+      </w:r>
+      <w:r>
+        <w:t xml:space="preserve"> </w:t>
+      </w:r>
+      <w:r>
+        <w:t xml:space="preserve">/</w:t>
+      </w:r>
+      <w:r>
+        <w:t xml:space="preserve"> </w:t>
+      </w:r>
+      <w:r>
+        <w:rPr>
+          <w:rStyle w:val="VerbatimChar"/>
+        </w:rPr>
+        <w:t xml:space="preserve">analyzeOpinion</w:t>
+      </w:r>
+      <w:r>
+        <w:t xml:space="preserve"> </w:t>
+      </w:r>
+      <w:r>
+        <w:t xml:space="preserve">against the indexed text; the Prize Cases / Grier near-miss that motivates it is narrated in Section VII.</w:t>
+      </w:r>
+    </w:p>
     <w:bookmarkEnd w:id="44"/>
-    <w:bookmarkStart w:id="45" w:name="f.4-quotation-verification-protocol"/>
+    <w:bookmarkStart w:id="45" w:name="f.5-cost-of-reproduction"/>
     <w:p>
       <w:pPr>
         <w:pStyle w:val="Heading2"/>
       </w:pPr>
       <w:r>
-        <w:t xml:space="preserve">F.4 Quotation verification protocol</w:t>
+        <w:t xml:space="preserve">F.5 Cost of reproduction</w:t>
       </w:r>
     </w:p>
     <w:p>
@@ -9082,244 +8467,196 @@
         <w:pStyle w:val="FirstParagraph"/>
       </w:pPr>
       <w:r>
-        <w:t xml:space="preserve">Every Key Quotation is confirmed against the indexed opinion at Midpage, not the professor’s modernized PDF, before it enters the vault. Each pull-quote on the deployed page links to its Midpage line anchor so a reader lands on the cited line. The reproducible step is the switch from keyword search to Midpage</w:t>
-      </w:r>
-      <w:r>
-        <w:t xml:space="preserve"> </w:t>
-      </w:r>
-      <w:r>
-        <w:rPr>
-          <w:rStyle w:val="VerbatimChar"/>
-        </w:rPr>
-        <w:t xml:space="preserve">findInOpinion</w:t>
-      </w:r>
-      <w:r>
-        <w:t xml:space="preserve"> </w:t>
+        <w:t xml:space="preserve">Required: Obsidian (free), Git, a static host (Netlify’s free tier suffices), a paid Claude API or Claude Code subscription for the rotation, and a Midpage account for quote verification. Optional: PostHog (free tier) and a custom domain. The preferred deploy path consumes zero Netlify build minutes; the free-tier ceiling is bandwidth and file count, not build throughput, and when credits exhaust, deploys are blocked (HTTP 403) until a human restores them.</w:t>
+      </w:r>
+    </w:p>
+    <w:bookmarkEnd w:id="45"/>
+    <w:bookmarkStart w:id="46" w:name="f.6-forking-notes"/>
+    <w:p>
+      <w:pPr>
+        <w:pStyle w:val="Heading2"/>
+      </w:pPr>
+      <w:r>
+        <w:t xml:space="preserve">F.6 Forking notes</w:t>
+      </w:r>
+    </w:p>
+    <w:p>
+      <w:pPr>
+        <w:pStyle w:val="FirstParagraph"/>
+      </w:pPr>
+      <w:r>
+        <w:t xml:space="preserve">The vault is git-tracked at github.com/Achansx/law-school-tools. To adapt it: clone, edit</w:t>
+      </w:r>
+      <w:r>
+        <w:t xml:space="preserve"> </w:t>
+      </w:r>
+      <w:r>
+        <w:rPr>
+          <w:rStyle w:val="VerbatimChar"/>
+        </w:rPr>
+        <w:t xml:space="preserve">PROJECT_PRIMER.md</w:t>
+      </w:r>
+      <w:r>
+        <w:t xml:space="preserve"> </w:t>
+      </w:r>
+      <w:r>
+        <w:t xml:space="preserve">for the new course, adapt the</w:t>
+      </w:r>
+      <w:r>
+        <w:t xml:space="preserve"> </w:t>
+      </w:r>
+      <w:r>
+        <w:rPr>
+          <w:rStyle w:val="VerbatimChar"/>
+        </w:rPr>
+        <w:t xml:space="preserve">Templates/</w:t>
+      </w:r>
+      <w:r>
+        <w:t xml:space="preserve"> </w:t>
+      </w:r>
+      <w:r>
+        <w:t xml:space="preserve">schemas and</w:t>
+      </w:r>
+      <w:r>
+        <w:t xml:space="preserve"> </w:t>
+      </w:r>
+      <w:r>
+        <w:rPr>
+          <w:rStyle w:val="VerbatimChar"/>
+        </w:rPr>
+        <w:t xml:space="preserve">rubric/</w:t>
+      </w:r>
+      <w:r>
+        <w:t xml:space="preserve"> </w:t>
+      </w:r>
+      <w:r>
+        <w:t xml:space="preserve">files, then start ingesting.</w:t>
+      </w:r>
+      <w:r>
+        <w:t xml:space="preserve"> </w:t>
+      </w:r>
+      <w:r>
+        <w:rPr>
+          <w:rStyle w:val="VerbatimChar"/>
+        </w:rPr>
+        <w:t xml:space="preserve">Templates/</w:t>
+      </w:r>
+      <w:r>
+        <w:t xml:space="preserve"> </w:t>
+      </w:r>
+      <w:r>
+        <w:t xml:space="preserve">and</w:t>
+      </w:r>
+      <w:r>
+        <w:t xml:space="preserve"> </w:t>
+      </w:r>
+      <w:r>
+        <w:rPr>
+          <w:rStyle w:val="VerbatimChar"/>
+        </w:rPr>
+        <w:t xml:space="preserve">rubric/</w:t>
+      </w:r>
+      <w:r>
+        <w:t xml:space="preserve"> </w:t>
+      </w:r>
+      <w:r>
+        <w:t xml:space="preserve">are the most reusable artifacts.</w:t>
+      </w:r>
+    </w:p>
+    <w:bookmarkEnd w:id="46"/>
+    <w:bookmarkStart w:id="47" w:name="intentionally-excluded"/>
+    <w:p>
+      <w:pPr>
+        <w:pStyle w:val="Heading2"/>
+      </w:pPr>
+      <w:r>
+        <w:t xml:space="preserve">Intentionally excluded</w:t>
+      </w:r>
+    </w:p>
+    <w:p>
+      <w:pPr>
+        <w:pStyle w:val="FirstParagraph"/>
+      </w:pPr>
+      <w:r>
+        <w:t xml:space="preserve">Not reproduced here: the full source of</w:t>
+      </w:r>
+      <w:r>
+        <w:t xml:space="preserve"> </w:t>
+      </w:r>
+      <w:r>
+        <w:rPr>
+          <w:rStyle w:val="VerbatimChar"/>
+        </w:rPr>
+        <w:t xml:space="preserve">app.js</w:t>
+      </w:r>
+      <w:r>
+        <w:t xml:space="preserve"> </w:t>
+      </w:r>
+      <w:r>
+        <w:t xml:space="preserve">and</w:t>
+      </w:r>
+      <w:r>
+        <w:t xml:space="preserve"> </w:t>
+      </w:r>
+      <w:r>
+        <w:rPr>
+          <w:rStyle w:val="VerbatimChar"/>
+        </w:rPr>
+        <w:t xml:space="preserve">style.css</w:t>
+      </w:r>
+      <w:r>
+        <w:t xml:space="preserve">; the</w:t>
+      </w:r>
+      <w:r>
+        <w:t xml:space="preserve"> </w:t>
+      </w:r>
+      <w:r>
+        <w:rPr>
+          <w:rStyle w:val="VerbatimChar"/>
+        </w:rPr>
+        <w:t xml:space="preserve">deploy.sh</w:t>
+      </w:r>
+      <w:r>
+        <w:t xml:space="preserve"> </w:t>
+      </w:r>
+      <w:r>
+        <w:t xml:space="preserve">and</w:t>
+      </w:r>
+      <w:r>
+        <w:t xml:space="preserve"> </w:t>
+      </w:r>
+      <w:r>
+        <w:rPr>
+          <w:rStyle w:val="VerbatimChar"/>
+        </w:rPr>
+        <w:t xml:space="preserve">_headers</w:t>
       </w:r>
       <w:r>
         <w:t xml:space="preserve">/</w:t>
       </w:r>
       <w:r>
-        <w:t xml:space="preserve"> </w:t>
-      </w:r>
-      <w:r>
-        <w:rPr>
-          <w:rStyle w:val="VerbatimChar"/>
-        </w:rPr>
-        <w:t xml:space="preserve">analyzeOpinion</w:t>
-      </w:r>
-      <w:r>
-        <w:t xml:space="preserve"> </w:t>
-      </w:r>
-      <w:r>
-        <w:t xml:space="preserve">against the indexed text; the Prize Cases / Grier near-miss that motivates it is narrated in Section VII.</w:t>
-      </w:r>
-    </w:p>
-    <w:bookmarkEnd w:id="45"/>
-    <w:bookmarkStart w:id="46" w:name="f.5-cost-of-reproduction"/>
-    <w:p>
-      <w:pPr>
-        <w:pStyle w:val="Heading2"/>
-      </w:pPr>
-      <w:r>
-        <w:t xml:space="preserve">F.5 Cost of reproduction</w:t>
-      </w:r>
-    </w:p>
-    <w:p>
-      <w:pPr>
-        <w:pStyle w:val="FirstParagraph"/>
-      </w:pPr>
-      <w:r>
-        <w:t xml:space="preserve">Required: Obsidian (free), Git, a static host (Netlify’s free tier suffices), a paid Claude API or Claude Code subscription for the rotation, and a Midpage account for quote verification. Optional: PostHog (free tier) and a custom domain. The preferred deploy path consumes zero Netlify build minutes; the free-tier ceiling is bandwidth and file count, not build throughput, and when credits exhaust, deploys are blocked (HTTP 403) until a human restores them.</w:t>
-      </w:r>
-    </w:p>
-    <w:bookmarkEnd w:id="46"/>
-    <w:bookmarkStart w:id="47" w:name="f.6-forking-notes"/>
-    <w:p>
-      <w:pPr>
-        <w:pStyle w:val="Heading2"/>
-      </w:pPr>
-      <w:r>
-        <w:t xml:space="preserve">F.6 Forking notes</w:t>
-      </w:r>
-    </w:p>
-    <w:p>
-      <w:pPr>
-        <w:pStyle w:val="FirstParagraph"/>
-      </w:pPr>
-      <w:r>
-        <w:t xml:space="preserve">The vault is git-tracked at github.com/Achansx/law-school-tools. To adapt it: clone, edit</w:t>
-      </w:r>
-      <w:r>
-        <w:t xml:space="preserve"> </w:t>
-      </w:r>
-      <w:r>
-        <w:rPr>
-          <w:rStyle w:val="VerbatimChar"/>
-        </w:rPr>
-        <w:t xml:space="preserve">PROJECT_PRIMER.md</w:t>
-      </w:r>
-      <w:r>
-        <w:t xml:space="preserve"> </w:t>
-      </w:r>
-      <w:r>
-        <w:t xml:space="preserve">for the new course, adapt the</w:t>
-      </w:r>
-      <w:r>
-        <w:t xml:space="preserve"> </w:t>
-      </w:r>
-      <w:r>
-        <w:rPr>
-          <w:rStyle w:val="VerbatimChar"/>
-        </w:rPr>
-        <w:t xml:space="preserve">Templates/</w:t>
-      </w:r>
-      <w:r>
-        <w:t xml:space="preserve"> </w:t>
-      </w:r>
-      <w:r>
-        <w:t xml:space="preserve">schemas and</w:t>
-      </w:r>
-      <w:r>
-        <w:t xml:space="preserve"> </w:t>
-      </w:r>
-      <w:r>
-        <w:rPr>
-          <w:rStyle w:val="VerbatimChar"/>
-        </w:rPr>
-        <w:t xml:space="preserve">rubric/</w:t>
-      </w:r>
-      <w:r>
-        <w:t xml:space="preserve"> </w:t>
-      </w:r>
-      <w:r>
-        <w:t xml:space="preserve">files, then start ingesting.</w:t>
-      </w:r>
-      <w:r>
-        <w:t xml:space="preserve"> </w:t>
-      </w:r>
-      <w:r>
-        <w:rPr>
-          <w:rStyle w:val="VerbatimChar"/>
-        </w:rPr>
-        <w:t xml:space="preserve">Templates/</w:t>
-      </w:r>
-      <w:r>
-        <w:t xml:space="preserve"> </w:t>
-      </w:r>
-      <w:r>
-        <w:t xml:space="preserve">and</w:t>
-      </w:r>
-      <w:r>
-        <w:t xml:space="preserve"> </w:t>
-      </w:r>
-      <w:r>
-        <w:rPr>
-          <w:rStyle w:val="VerbatimChar"/>
-        </w:rPr>
-        <w:t xml:space="preserve">rubric/</w:t>
-      </w:r>
-      <w:r>
-        <w:t xml:space="preserve"> </w:t>
-      </w:r>
-      <w:r>
-        <w:t xml:space="preserve">are the most reusable artifacts.</w:t>
+        <w:rPr>
+          <w:rStyle w:val="VerbatimChar"/>
+        </w:rPr>
+        <w:t xml:space="preserve">_redirects</w:t>
+      </w:r>
+      <w:r>
+        <w:t xml:space="preserve"> </w:t>
+      </w:r>
+      <w:r>
+        <w:t xml:space="preserve">contents; the prompt and rubric text (Appendices B and D); and figures of the interface (Section III).</w:t>
+      </w:r>
+    </w:p>
+    <w:p>
+      <w:pPr>
+        <w:pStyle w:val="BodyText"/>
+      </w:pPr>
+      <w:r>
+        <w:t xml:space="preserve">Cross-reference: this appendix is referenced by Section VIII (Vault to Website) and Section III (Case Study).</w:t>
       </w:r>
     </w:p>
     <w:bookmarkEnd w:id="47"/>
-    <w:bookmarkStart w:id="48" w:name="intentionally-excluded"/>
-    <w:p>
-      <w:pPr>
-        <w:pStyle w:val="Heading2"/>
-      </w:pPr>
-      <w:r>
-        <w:t xml:space="preserve">Intentionally excluded</w:t>
-      </w:r>
-    </w:p>
-    <w:p>
-      <w:pPr>
-        <w:pStyle w:val="FirstParagraph"/>
-      </w:pPr>
-      <w:r>
-        <w:t xml:space="preserve">Not reproduced here: the full source of</w:t>
-      </w:r>
-      <w:r>
-        <w:t xml:space="preserve"> </w:t>
-      </w:r>
-      <w:r>
-        <w:rPr>
-          <w:rStyle w:val="VerbatimChar"/>
-        </w:rPr>
-        <w:t xml:space="preserve">app.js</w:t>
-      </w:r>
-      <w:r>
-        <w:t xml:space="preserve"> </w:t>
-      </w:r>
-      <w:r>
-        <w:t xml:space="preserve">and</w:t>
-      </w:r>
-      <w:r>
-        <w:t xml:space="preserve"> </w:t>
-      </w:r>
-      <w:r>
-        <w:rPr>
-          <w:rStyle w:val="VerbatimChar"/>
-        </w:rPr>
-        <w:t xml:space="preserve">style.css</w:t>
-      </w:r>
-      <w:r>
-        <w:t xml:space="preserve">; the</w:t>
-      </w:r>
-      <w:r>
-        <w:t xml:space="preserve"> </w:t>
-      </w:r>
-      <w:r>
-        <w:rPr>
-          <w:rStyle w:val="VerbatimChar"/>
-        </w:rPr>
-        <w:t xml:space="preserve">deploy.sh</w:t>
-      </w:r>
-      <w:r>
-        <w:t xml:space="preserve"> </w:t>
-      </w:r>
-      <w:r>
-        <w:t xml:space="preserve">and</w:t>
-      </w:r>
-      <w:r>
-        <w:t xml:space="preserve"> </w:t>
-      </w:r>
-      <w:r>
-        <w:rPr>
-          <w:rStyle w:val="VerbatimChar"/>
-        </w:rPr>
-        <w:t xml:space="preserve">_headers</w:t>
-      </w:r>
-      <w:r>
-        <w:t xml:space="preserve">/</w:t>
-      </w:r>
-      <w:r>
-        <w:rPr>
-          <w:rStyle w:val="VerbatimChar"/>
-        </w:rPr>
-        <w:t xml:space="preserve">_redirects</w:t>
-      </w:r>
-      <w:r>
-        <w:t xml:space="preserve"> </w:t>
-      </w:r>
-      <w:r>
-        <w:t xml:space="preserve">contents; the prompt and rubric text (Appendices B and D); and figures of the interface (Section III).</w:t>
-      </w:r>
-    </w:p>
-    <w:p>
-      <w:pPr>
-        <w:pStyle w:val="BodyText"/>
-      </w:pPr>
-      <w:r>
-        <w:t xml:space="preserve">Cross-reference: this appendix is referenced by Section VIII (Vault to Website) and Section III (Case Study).</w:t>
-      </w:r>
-    </w:p>
     <w:bookmarkEnd w:id="48"/>
-    <w:bookmarkEnd w:id="49"/>
     <w:sectPr>
       <w:footnotePr>
         <w:numRestart w:val="eachSect"/>

--- a/Chandler Constitutional Law Vault/Article/packet-2026-05-30/03-Appendices.docx
+++ b/Chandler Constitutional Law Vault/Article/packet-2026-05-30/03-Appendices.docx
@@ -600,7 +600,7 @@
         </w:numPr>
       </w:pPr>
       <w:r>
-        <w:t xml:space="preserve">Copyrighted casebook excerpts (per the professor’s IP review).</w:t>
+        <w:t xml:space="preserve">Copyrighted casebook excerpts. The corpus is drawn from Professor Chandler’s own course materials; casebook text was not a source (the author’s understanding, pending the professor’s confirmation). Ten assigned opinions accordingly have vault briefs but no source PDF on disk (see below).</w:t>
       </w:r>
     </w:p>
     <w:p>
@@ -612,7 +612,23 @@
         </w:numPr>
       </w:pPr>
       <w:r>
-        <w:t xml:space="preserve">Student work product (privacy).</w:t>
+        <w:t xml:space="preserve">Student work product — graded submissions and exam answers (privacy/IRB). One boundary case: review-session materials prepared by teaching assistants</w:t>
+      </w:r>
+      <w:r>
+        <w:t xml:space="preserve"> </w:t>
+      </w:r>
+      <w:r>
+        <w:rPr>
+          <w:i/>
+          <w:iCs/>
+        </w:rPr>
+        <w:t xml:space="preserve">are</w:t>
+      </w:r>
+      <w:r>
+        <w:t xml:space="preserve"> </w:t>
+      </w:r>
+      <w:r>
+        <w:t xml:space="preserve">part of the ingested corpus, but they are TA-authored teaching aids, not student submissions, so they raise an authorship-attribution note rather than a student-privacy concern.</w:t>
       </w:r>
     </w:p>
     <w:p>
